--- a/docs/DOC-Setup-Guide.docx
+++ b/docs/DOC-Setup-Guide.docx
@@ -2,13 +2,13 @@
 <file path=word/document.xml><?xml version="1.0" encoding="utf-8"?>
 <w:document xmlns:w="http://schemas.openxmlformats.org/wordprocessingml/2006/main" xmlns:m="http://schemas.openxmlformats.org/officeDocument/2006/math" xmlns:r="http://schemas.openxmlformats.org/officeDocument/2006/relationships" xmlns:o="urn:schemas-microsoft-com:office:office" xmlns:v="urn:schemas-microsoft-com:vml" xmlns:w10="urn:schemas-microsoft-com:office:word" xmlns:a="http://schemas.openxmlformats.org/drawingml/2006/main" xmlns:pic="http://schemas.openxmlformats.org/drawingml/2006/picture" xmlns:wp="http://schemas.openxmlformats.org/drawingml/2006/wordprocessingDrawing">
   <w:body>
-    <w:bookmarkStart w:id="30" w:name="net-monit-v11.2-setup-guide"/>
+    <w:bookmarkStart w:id="31" w:name="net-monit-v11.3-setup-guide"/>
     <w:p>
       <w:pPr>
         <w:pStyle w:val="Heading1"/>
       </w:pPr>
       <w:r>
-        <w:t xml:space="preserve">Net-monit V11.2 — Setup Guide</w:t>
+        <w:t xml:space="preserve">Net-monit V11.3 — Setup Guide</w:t>
       </w:r>
     </w:p>
     <w:p>
@@ -16,7 +16,7 @@
         <w:pStyle w:val="FirstParagraph"/>
       </w:pPr>
       <w:r>
-        <w:t xml:space="preserve">This guide walks through installing Net-monit V11.2 on a Windows or Linux machine. It’s written for whoever is doing the install — usually an IT admin — and assumes no prior familiarity with the product.</w:t>
+        <w:t xml:space="preserve">This guide walks through installing Net-monit V11.3 on a Windows or Linux machine. It’s written for whoever is doing the install — usually an IT admin — and assumes no prior familiarity with the product.</w:t>
       </w:r>
     </w:p>
     <w:bookmarkStart w:id="20" w:name="before-you-start"/>
@@ -81,13 +81,13 @@
           <w:bCs/>
           <w:b/>
         </w:rPr>
-        <w:t xml:space="preserve">Port 50112</w:t>
-      </w:r>
-      <w:r>
-        <w:t xml:space="preserve"> </w:t>
-      </w:r>
-      <w:r>
-        <w:t xml:space="preserve">must be free on that machine (this is Net-monit V11.2’s port — note the port number</w:t>
+        <w:t xml:space="preserve">Port 50113</w:t>
+      </w:r>
+      <w:r>
+        <w:t xml:space="preserve"> </w:t>
+      </w:r>
+      <w:r>
+        <w:t xml:space="preserve">must be free on that machine (this is Net-monit V11.3’s port — note the port number</w:t>
       </w:r>
       <w:r>
         <w:t xml:space="preserve"> </w:t>
@@ -119,13 +119,13 @@
           <w:bCs/>
           <w:b/>
         </w:rPr>
-        <w:t xml:space="preserve">Python 3.10+</w:t>
-      </w:r>
-      <w:r>
-        <w:t xml:space="preserve"> </w:t>
-      </w:r>
-      <w:r>
-        <w:t xml:space="preserve">(the installer will check this on Windows; most Linux distributions already have it).</w:t>
+        <w:t xml:space="preserve">Python 3.9 or newer</w:t>
+      </w:r>
+      <w:r>
+        <w:t xml:space="preserve"> </w:t>
+      </w:r>
+      <w:r>
+        <w:t xml:space="preserve">(3.11 recommended; the installer checks this on Windows and downloads Python 3.11 if it is missing; most Linux distributions already have it).</w:t>
       </w:r>
     </w:p>
     <w:p>
@@ -180,6 +180,69 @@
     </w:p>
     <w:p>
       <w:pPr>
+        <w:pStyle w:val="BlockText"/>
+      </w:pPr>
+      <w:r>
+        <w:rPr>
+          <w:bCs/>
+          <w:b/>
+        </w:rPr>
+        <w:t xml:space="preserve">Prefer a click-by-click version?</w:t>
+      </w:r>
+      <w:r>
+        <w:t xml:space="preserve"> </w:t>
+      </w:r>
+      <w:r>
+        <w:t xml:space="preserve">See</w:t>
+      </w:r>
+      <w:r>
+        <w:t xml:space="preserve"> </w:t>
+      </w:r>
+      <w:r>
+        <w:rPr>
+          <w:rStyle w:val="VerbatimChar"/>
+        </w:rPr>
+        <w:t xml:space="preserve">DOC-Setup-Windows-Ready.md</w:t>
+      </w:r>
+      <w:r>
+        <w:t xml:space="preserve"> </w:t>
+      </w:r>
+      <w:r>
+        <w:t xml:space="preserve">(installer, written for non-technical users) or</w:t>
+      </w:r>
+      <w:r>
+        <w:t xml:space="preserve"> </w:t>
+      </w:r>
+      <w:r>
+        <w:rPr>
+          <w:rStyle w:val="VerbatimChar"/>
+        </w:rPr>
+        <w:t xml:space="preserve">DOC-Setup-Python-Manual.md</w:t>
+      </w:r>
+      <w:r>
+        <w:t xml:space="preserve"> </w:t>
+      </w:r>
+      <w:r>
+        <w:t xml:space="preserve">(run it yourself with Python).</w:t>
+      </w:r>
+      <w:r>
+        <w:t xml:space="preserve"> </w:t>
+      </w:r>
+      <w:r>
+        <w:rPr>
+          <w:rStyle w:val="VerbatimChar"/>
+        </w:rPr>
+        <w:t xml:space="preserve">DOC-App-Workflow.md</w:t>
+      </w:r>
+      <w:r>
+        <w:t xml:space="preserve"> </w:t>
+      </w:r>
+      <w:r>
+        <w:t xml:space="preserve">explains how the whole app works.</w:t>
+      </w:r>
+    </w:p>
+    <w:p>
+      <w:pPr>
         <w:numPr>
           <w:ilvl w:val="0"/>
           <w:numId w:val="1002"/>
@@ -191,7 +254,7 @@
           <w:bCs/>
           <w:b/>
         </w:rPr>
-        <w:t xml:space="preserve">Copy the Net-monit V11.2 folder</w:t>
+        <w:t xml:space="preserve">Copy the Net-monit V11.3 folder</w:t>
       </w:r>
       <w:r>
         <w:t xml:space="preserve"> </w:t>
@@ -206,7 +269,7 @@
         <w:rPr>
           <w:rStyle w:val="VerbatimChar"/>
         </w:rPr>
-        <w:t xml:space="preserve">C:\NetMonit-V11.2</w:t>
+        <w:t xml:space="preserve">C:\NetMonit-V11.3</w:t>
       </w:r>
       <w:r>
         <w:t xml:space="preserve"> </w:t>
@@ -270,7 +333,7 @@
         <w:rPr>
           <w:rStyle w:val="VerbatimChar"/>
         </w:rPr>
-        <w:t xml:space="preserve">C:\NetMonit-V11.2</w:t>
+        <w:t xml:space="preserve">C:\NetMonit-V11.3</w:t>
       </w:r>
       <w:r>
         <w:t xml:space="preserve">).</w:t>
@@ -319,7 +382,7 @@
         <w:rPr>
           <w:rStyle w:val="VerbatimChar"/>
         </w:rPr>
-        <w:t xml:space="preserve">Net_Monit_V112</w:t>
+        <w:t xml:space="preserve">Net_Monit_V113</w:t>
       </w:r>
       <w:r>
         <w:t xml:space="preserve"> </w:t>
@@ -373,7 +436,7 @@
         <w:rPr>
           <w:rStyle w:val="VerbatimChar"/>
         </w:rPr>
-        <w:t xml:space="preserve">http://localhost:50112</w:t>
+        <w:t xml:space="preserve">http://localhost:50113</w:t>
       </w:r>
       <w:r>
         <w:t xml:space="preserve">.</w:t>
@@ -465,13 +528,13 @@
         </w:numPr>
       </w:pPr>
       <w:r>
-        <w:t xml:space="preserve">Copy the Net-monit V11.2 folder to the target machine, e.g. </w:t>
-      </w:r>
-      <w:r>
-        <w:rPr>
-          <w:rStyle w:val="VerbatimChar"/>
-        </w:rPr>
-        <w:t xml:space="preserve">/opt/netmonit-v112-src</w:t>
+        <w:t xml:space="preserve">Copy the Net-monit V11.3 folder to the target machine, e.g. </w:t>
+      </w:r>
+      <w:r>
+        <w:rPr>
+          <w:rStyle w:val="VerbatimChar"/>
+        </w:rPr>
+        <w:t xml:space="preserve">/opt/netmonit-v113-src</w:t>
       </w:r>
       <w:r>
         <w:t xml:space="preserve"> </w:t>
@@ -541,7 +604,7 @@
         <w:rPr>
           <w:rStyle w:val="VerbatimChar"/>
         </w:rPr>
-        <w:t xml:space="preserve">/opt/netmonit-v112</w:t>
+        <w:t xml:space="preserve">/opt/netmonit-v113</w:t>
       </w:r>
       <w:r>
         <w:t xml:space="preserve">, and installs a</w:t>
@@ -569,7 +632,7 @@
         <w:rPr>
           <w:rStyle w:val="VerbatimChar"/>
         </w:rPr>
-        <w:t xml:space="preserve">netmonit-v112</w:t>
+        <w:t xml:space="preserve">netmonit-v113</w:t>
       </w:r>
       <w:r>
         <w:t xml:space="preserve"> </w:t>
@@ -581,7 +644,7 @@
         <w:rPr>
           <w:rStyle w:val="VerbatimChar"/>
         </w:rPr>
-        <w:t xml:space="preserve">scripts/linux/netmonit-v112.service</w:t>
+        <w:t xml:space="preserve">scripts/linux/netmonit-v113.service</w:t>
       </w:r>
       <w:r>
         <w:t xml:space="preserve">).</w:t>
@@ -616,7 +679,7 @@
         <w:rPr>
           <w:rStyle w:val="NormalTok"/>
         </w:rPr>
-        <w:t xml:space="preserve"> systemctl enable netmonit-v112</w:t>
+        <w:t xml:space="preserve"> systemctl enable netmonit-v113</w:t>
       </w:r>
       <w:r>
         <w:br/>
@@ -631,7 +694,7 @@
         <w:rPr>
           <w:rStyle w:val="NormalTok"/>
         </w:rPr>
-        <w:t xml:space="preserve"> systemctl start netmonit-v112</w:t>
+        <w:t xml:space="preserve"> systemctl start netmonit-v113</w:t>
       </w:r>
     </w:p>
     <w:p>
@@ -663,7 +726,7 @@
         <w:rPr>
           <w:rStyle w:val="NormalTok"/>
         </w:rPr>
-        <w:t xml:space="preserve"> systemctl status netmonit-v112</w:t>
+        <w:t xml:space="preserve"> systemctl status netmonit-v113</w:t>
       </w:r>
     </w:p>
     <w:p>
@@ -683,7 +746,7 @@
         <w:rPr>
           <w:rStyle w:val="VerbatimChar"/>
         </w:rPr>
-        <w:t xml:space="preserve">http://&lt;this-machine's-IP&gt;:50112</w:t>
+        <w:t xml:space="preserve">http://&lt;this-machine's-IP&gt;:50113</w:t>
       </w:r>
       <w:r>
         <w:t xml:space="preserve"> </w:t>
@@ -1226,7 +1289,7 @@
         <w:rPr>
           <w:rStyle w:val="VerbatimChar"/>
         </w:rPr>
-        <w:t xml:space="preserve">C:\NetMonit-V11.2</w:t>
+        <w:t xml:space="preserve">C:\NetMonit-V11.3</w:t>
       </w:r>
       <w:r>
         <w:t xml:space="preserve">).</w:t>
@@ -1508,446 +1571,641 @@
           <w:bCs/>
           <w:b/>
         </w:rPr>
+        <w:t xml:space="preserve">Net_Monit_V113</w:t>
+      </w:r>
+      <w:r>
+        <w:t xml:space="preserve"> </w:t>
+      </w:r>
+      <w:r>
+        <w:t xml:space="preserve">in the list, right-click it and choose</w:t>
+      </w:r>
+      <w:r>
+        <w:t xml:space="preserve"> </w:t>
+      </w:r>
+      <w:r>
+        <w:rPr>
+          <w:bCs/>
+          <w:b/>
+        </w:rPr>
+        <w:t xml:space="preserve">Restart</w:t>
+      </w:r>
+      <w:r>
+        <w:t xml:space="preserve">.</w:t>
+      </w:r>
+    </w:p>
+    <w:p>
+      <w:pPr>
+        <w:numPr>
+          <w:ilvl w:val="0"/>
+          <w:numId w:val="1007"/>
+        </w:numPr>
+      </w:pPr>
+      <w:r>
+        <w:t xml:space="preserve">Open the</w:t>
+      </w:r>
+      <w:r>
+        <w:t xml:space="preserve"> </w:t>
+      </w:r>
+      <w:r>
+        <w:rPr>
+          <w:bCs/>
+          <w:b/>
+        </w:rPr>
+        <w:t xml:space="preserve">Speed Test</w:t>
+      </w:r>
+      <w:r>
+        <w:t xml:space="preserve"> </w:t>
+      </w:r>
+      <w:r>
+        <w:t xml:space="preserve">page and click</w:t>
+      </w:r>
+      <w:r>
+        <w:t xml:space="preserve"> </w:t>
+      </w:r>
+      <w:r>
+        <w:rPr>
+          <w:bCs/>
+          <w:b/>
+        </w:rPr>
+        <w:t xml:space="preserve">Test WAN Speed</w:t>
+      </w:r>
+      <w:r>
+        <w:t xml:space="preserve">. The status line should now show your server’s name and its round-trip time, and the</w:t>
+      </w:r>
+      <w:r>
+        <w:t xml:space="preserve"> </w:t>
+      </w:r>
+      <w:r>
+        <w:rPr>
+          <w:bCs/>
+          <w:b/>
+        </w:rPr>
+        <w:t xml:space="preserve">Target</w:t>
+      </w:r>
+      <w:r>
+        <w:t xml:space="preserve"> </w:t>
+      </w:r>
+      <w:r>
+        <w:t xml:space="preserve">column in the log shows it too.</w:t>
+      </w:r>
+    </w:p>
+    <w:p>
+      <w:pPr>
+        <w:pStyle w:val="FirstParagraph"/>
+      </w:pPr>
+      <w:r>
+        <w:rPr>
+          <w:bCs/>
+          <w:b/>
+        </w:rPr>
+        <w:t xml:space="preserve">Steps on Linux</w:t>
+      </w:r>
+    </w:p>
+    <w:p>
+      <w:pPr>
+        <w:numPr>
+          <w:ilvl w:val="0"/>
+          <w:numId w:val="1008"/>
+        </w:numPr>
+        <w:pStyle w:val="Compact"/>
+      </w:pPr>
+      <w:r>
+        <w:t xml:space="preserve">Open the file:</w:t>
+      </w:r>
+      <w:r>
+        <w:t xml:space="preserve"> </w:t>
+      </w:r>
+      <w:r>
+        <w:rPr>
+          <w:rStyle w:val="VerbatimChar"/>
+        </w:rPr>
+        <w:t xml:space="preserve">sudo nano &lt;install folder&gt;/config.yaml</w:t>
+      </w:r>
+      <w:r>
+        <w:t xml:space="preserve"> </w:t>
+      </w:r>
+      <w:r>
+        <w:t xml:space="preserve">(the install folder is where you ran</w:t>
+      </w:r>
+      <w:r>
+        <w:t xml:space="preserve"> </w:t>
+      </w:r>
+      <w:r>
+        <w:rPr>
+          <w:rStyle w:val="VerbatimChar"/>
+        </w:rPr>
+        <w:t xml:space="preserve">setup.sh</w:t>
+      </w:r>
+      <w:r>
+        <w:t xml:space="preserve">).</w:t>
+      </w:r>
+    </w:p>
+    <w:p>
+      <w:pPr>
+        <w:numPr>
+          <w:ilvl w:val="0"/>
+          <w:numId w:val="1008"/>
+        </w:numPr>
+        <w:pStyle w:val="Compact"/>
+      </w:pPr>
+      <w:r>
+        <w:t xml:space="preserve">Remove the</w:t>
+      </w:r>
+      <w:r>
+        <w:t xml:space="preserve"> </w:t>
+      </w:r>
+      <w:r>
+        <w:rPr>
+          <w:rStyle w:val="VerbatimChar"/>
+        </w:rPr>
+        <w:t xml:space="preserve">#</w:t>
+      </w:r>
+      <w:r>
+        <w:t xml:space="preserve"> </w:t>
+      </w:r>
+      <w:r>
+        <w:t xml:space="preserve">and one space from the start of the</w:t>
+      </w:r>
+      <w:r>
+        <w:t xml:space="preserve"> </w:t>
+      </w:r>
+      <w:r>
+        <w:rPr>
+          <w:rStyle w:val="VerbatimChar"/>
+        </w:rPr>
+        <w:t xml:space="preserve">speedtest:</w:t>
+      </w:r>
+      <w:r>
+        <w:t xml:space="preserve"> </w:t>
+      </w:r>
+      <w:r>
+        <w:t xml:space="preserve">lines shown above, change the name and address, save (Ctrl+O, Enter) and exit (Ctrl+X).</w:t>
+      </w:r>
+    </w:p>
+    <w:p>
+      <w:pPr>
+        <w:numPr>
+          <w:ilvl w:val="0"/>
+          <w:numId w:val="1008"/>
+        </w:numPr>
+        <w:pStyle w:val="Compact"/>
+      </w:pPr>
+      <w:r>
+        <w:t xml:space="preserve">Restart:</w:t>
+      </w:r>
+      <w:r>
+        <w:t xml:space="preserve"> </w:t>
+      </w:r>
+      <w:r>
+        <w:rPr>
+          <w:rStyle w:val="VerbatimChar"/>
+        </w:rPr>
+        <w:t xml:space="preserve">sudo systemctl restart netmonit-v113</w:t>
+      </w:r>
+      <w:r>
+        <w:t xml:space="preserve">.</w:t>
+      </w:r>
+    </w:p>
+    <w:p>
+      <w:pPr>
+        <w:pStyle w:val="FirstParagraph"/>
+      </w:pPr>
+      <w:r>
+        <w:rPr>
+          <w:bCs/>
+          <w:b/>
+        </w:rPr>
+        <w:t xml:space="preserve">Good to know</w:t>
+      </w:r>
+    </w:p>
+    <w:p>
+      <w:pPr>
+        <w:numPr>
+          <w:ilvl w:val="0"/>
+          <w:numId w:val="1009"/>
+        </w:numPr>
+        <w:pStyle w:val="Compact"/>
+      </w:pPr>
+      <w:r>
+        <w:t xml:space="preserve">You can list several servers; Net-monit tries them in the order listed, and uses Cloudflare if none of them answers. A result always says which one it used.</w:t>
+      </w:r>
+    </w:p>
+    <w:p>
+      <w:pPr>
+        <w:numPr>
+          <w:ilvl w:val="0"/>
+          <w:numId w:val="1009"/>
+        </w:numPr>
+        <w:pStyle w:val="Compact"/>
+      </w:pPr>
+      <w:r>
+        <w:t xml:space="preserve">The file uses</w:t>
+      </w:r>
+      <w:r>
+        <w:t xml:space="preserve"> </w:t>
+      </w:r>
+      <w:r>
+        <w:rPr>
+          <w:bCs/>
+          <w:b/>
+        </w:rPr>
+        <w:t xml:space="preserve">spaces, never tabs</w:t>
+      </w:r>
+      <w:r>
+        <w:t xml:space="preserve">. If the service will not start after an edit, a tab or a missing space is the usual cause — the log file in the install folder’s</w:t>
+      </w:r>
+      <w:r>
+        <w:t xml:space="preserve"> </w:t>
+      </w:r>
+      <w:r>
+        <w:rPr>
+          <w:rStyle w:val="VerbatimChar"/>
+        </w:rPr>
+        <w:t xml:space="preserve">logs/</w:t>
+      </w:r>
+      <w:r>
+        <w:t xml:space="preserve"> </w:t>
+      </w:r>
+      <w:r>
+        <w:t xml:space="preserve">folder names the line.</w:t>
+      </w:r>
+    </w:p>
+    <w:p>
+      <w:pPr>
+        <w:numPr>
+          <w:ilvl w:val="0"/>
+          <w:numId w:val="1009"/>
+        </w:numPr>
+        <w:pStyle w:val="Compact"/>
+      </w:pPr>
+      <w:r>
+        <w:rPr>
+          <w:rStyle w:val="VerbatimChar"/>
+        </w:rPr>
+        <w:t xml:space="preserve">engine: builtin</w:t>
+      </w:r>
+      <w:r>
+        <w:t xml:space="preserve"> </w:t>
+      </w:r>
+      <w:r>
+        <w:t xml:space="preserve">(under</w:t>
+      </w:r>
+      <w:r>
+        <w:t xml:space="preserve"> </w:t>
+      </w:r>
+      <w:r>
+        <w:rPr>
+          <w:rStyle w:val="VerbatimChar"/>
+        </w:rPr>
+        <w:t xml:space="preserve">speedtest:</w:t>
+      </w:r>
+      <w:r>
+        <w:t xml:space="preserve">) tells Net-monit to skip the optional speedtest-cli library and always use its own test. The default,</w:t>
+      </w:r>
+      <w:r>
+        <w:t xml:space="preserve"> </w:t>
+      </w:r>
+      <w:r>
+        <w:rPr>
+          <w:rStyle w:val="VerbatimChar"/>
+        </w:rPr>
+        <w:t xml:space="preserve">auto</w:t>
+      </w:r>
+      <w:r>
+        <w:t xml:space="preserve">, tries speedtest-cli first and falls back to the built-in test.</w:t>
+      </w:r>
+    </w:p>
+    <w:bookmarkEnd w:id="25"/>
+    <w:bookmarkStart w:id="26" w:name="upgrading-to-v11.3"/>
+    <w:p>
+      <w:pPr>
+        <w:pStyle w:val="Heading2"/>
+      </w:pPr>
+      <w:r>
+        <w:t xml:space="preserve">Upgrading to V11.3</w:t>
+      </w:r>
+    </w:p>
+    <w:p>
+      <w:pPr>
+        <w:pStyle w:val="FirstParagraph"/>
+      </w:pPr>
+      <w:r>
+        <w:t xml:space="preserve">If you’re upgrading an existing V8.8 install, or any install from V10.0 to V11.2, rather than doing a fresh install, the steps are the same either way – only which old service/port/directory you’re moving from changes.</w:t>
+      </w:r>
+    </w:p>
+    <w:p>
+      <w:pPr>
+        <w:numPr>
+          <w:ilvl w:val="0"/>
+          <w:numId w:val="1010"/>
+        </w:numPr>
+        <w:pStyle w:val="Compact"/>
+      </w:pPr>
+      <w:r>
+        <w:rPr>
+          <w:bCs/>
+          <w:b/>
+        </w:rPr>
+        <w:t xml:space="preserve">License key.</w:t>
+      </w:r>
+      <w:r>
+        <w:t xml:space="preserve"> </w:t>
+      </w:r>
+      <w:r>
+        <w:t xml:space="preserve">A key is tied to the</w:t>
+      </w:r>
+      <w:r>
+        <w:t xml:space="preserve"> </w:t>
+      </w:r>
+      <w:r>
+        <w:rPr>
+          <w:bCs/>
+          <w:b/>
+        </w:rPr>
+        <w:t xml:space="preserve">Activation Code</w:t>
+      </w:r>
+      <w:r>
+        <w:t xml:space="preserve"> </w:t>
+      </w:r>
+      <w:r>
+        <w:t xml:space="preserve">of one installation, and that code includes the install folder. V11.3 installs into its own new folder, so the new installation shows a new Device ID / Activation Code and needs its own key. Copy both values from the new installation’s Activation screen and request the key (free; see</w:t>
+      </w:r>
+      <w:r>
+        <w:t xml:space="preserve"> </w:t>
+      </w:r>
+      <w:r>
+        <w:t xml:space="preserve">“</w:t>
+      </w:r>
+      <w:r>
+        <w:t xml:space="preserve">Activation</w:t>
+      </w:r>
+      <w:r>
+        <w:t xml:space="preserve">”</w:t>
+      </w:r>
+      <w:r>
+        <w:t xml:space="preserve"> </w:t>
+      </w:r>
+      <w:r>
+        <w:t xml:space="preserve">above). Keys from</w:t>
+      </w:r>
+      <w:r>
+        <w:t xml:space="preserve"> </w:t>
+      </w:r>
+      <w:r>
+        <w:rPr>
+          <w:bCs/>
+          <w:b/>
+        </w:rPr>
+        <w:t xml:space="preserve">V10.9 and earlier</w:t>
+      </w:r>
+      <w:r>
+        <w:t xml:space="preserve"> </w:t>
+      </w:r>
+      <w:r>
+        <w:t xml:space="preserve">never work in V11.x (see item 10). The 30-day trial is available while you wait.</w:t>
+      </w:r>
+    </w:p>
+    <w:p>
+      <w:pPr>
+        <w:numPr>
+          <w:ilvl w:val="0"/>
+          <w:numId w:val="1010"/>
+        </w:numPr>
+        <w:pStyle w:val="Compact"/>
+      </w:pPr>
+      <w:r>
+        <w:rPr>
+          <w:bCs/>
+          <w:b/>
+        </w:rPr>
+        <w:t xml:space="preserve">Your existing data is safe.</w:t>
+      </w:r>
+      <w:r>
+        <w:t xml:space="preserve"> </w:t>
+      </w:r>
+      <w:r>
+        <w:t xml:space="preserve">No database columns were removed or renamed this release. Devices, alert history, and settings all carry over. Saved thresholds keep working unchanged.</w:t>
+      </w:r>
+    </w:p>
+    <w:p>
+      <w:pPr>
+        <w:numPr>
+          <w:ilvl w:val="0"/>
+          <w:numId w:val="1010"/>
+        </w:numPr>
+        <w:pStyle w:val="Compact"/>
+      </w:pPr>
+      <w:r>
+        <w:t xml:space="preserve">Because the port and service name change with every release (5088 -&gt; 50100 -&gt; 50101 -&gt; 50102 -&gt; 50103 -&gt; 50104 -&gt; 50105 -&gt; 50106 -&gt; 50107 -&gt; 50108 -&gt; 50109 -&gt; 50110 -&gt; 50111 -&gt; 50112 -&gt; 50113 and</w:t>
+      </w:r>
+      <w:r>
+        <w:t xml:space="preserve"> </w:t>
+      </w:r>
+      <w:r>
+        <w:rPr>
+          <w:rStyle w:val="VerbatimChar"/>
+        </w:rPr>
+        <w:t xml:space="preserve">Net_Monit_V88</w:t>
+      </w:r>
+      <w:r>
+        <w:t xml:space="preserve"> </w:t>
+      </w:r>
+      <w:r>
+        <w:t xml:space="preserve">-&gt;</w:t>
+      </w:r>
+      <w:r>
+        <w:t xml:space="preserve"> </w:t>
+      </w:r>
+      <w:r>
+        <w:rPr>
+          <w:rStyle w:val="VerbatimChar"/>
+        </w:rPr>
+        <w:t xml:space="preserve">Net_Monit_V100</w:t>
+      </w:r>
+      <w:r>
+        <w:t xml:space="preserve"> </w:t>
+      </w:r>
+      <w:r>
+        <w:t xml:space="preserve">-&gt;</w:t>
+      </w:r>
+      <w:r>
+        <w:t xml:space="preserve"> </w:t>
+      </w:r>
+      <w:r>
+        <w:rPr>
+          <w:rStyle w:val="VerbatimChar"/>
+        </w:rPr>
+        <w:t xml:space="preserve">Net_Monit_V101</w:t>
+      </w:r>
+      <w:r>
+        <w:t xml:space="preserve"> </w:t>
+      </w:r>
+      <w:r>
+        <w:t xml:space="preserve">-&gt;</w:t>
+      </w:r>
+      <w:r>
+        <w:t xml:space="preserve"> </w:t>
+      </w:r>
+      <w:r>
+        <w:rPr>
+          <w:rStyle w:val="VerbatimChar"/>
+        </w:rPr>
+        <w:t xml:space="preserve">Net_Monit_V102</w:t>
+      </w:r>
+      <w:r>
+        <w:t xml:space="preserve"> </w:t>
+      </w:r>
+      <w:r>
+        <w:t xml:space="preserve">-&gt;</w:t>
+      </w:r>
+      <w:r>
+        <w:t xml:space="preserve"> </w:t>
+      </w:r>
+      <w:r>
+        <w:rPr>
+          <w:rStyle w:val="VerbatimChar"/>
+        </w:rPr>
+        <w:t xml:space="preserve">Net_Monit_V103</w:t>
+      </w:r>
+      <w:r>
+        <w:t xml:space="preserve"> </w:t>
+      </w:r>
+      <w:r>
+        <w:t xml:space="preserve">-&gt;</w:t>
+      </w:r>
+      <w:r>
+        <w:t xml:space="preserve"> </w:t>
+      </w:r>
+      <w:r>
+        <w:rPr>
+          <w:rStyle w:val="VerbatimChar"/>
+        </w:rPr>
+        <w:t xml:space="preserve">Net_Monit_V104</w:t>
+      </w:r>
+      <w:r>
+        <w:t xml:space="preserve"> </w:t>
+      </w:r>
+      <w:r>
+        <w:t xml:space="preserve">-&gt;</w:t>
+      </w:r>
+      <w:r>
+        <w:t xml:space="preserve"> </w:t>
+      </w:r>
+      <w:r>
+        <w:rPr>
+          <w:rStyle w:val="VerbatimChar"/>
+        </w:rPr>
+        <w:t xml:space="preserve">Net_Monit_V105</w:t>
+      </w:r>
+      <w:r>
+        <w:t xml:space="preserve"> </w:t>
+      </w:r>
+      <w:r>
+        <w:t xml:space="preserve">-&gt;</w:t>
+      </w:r>
+      <w:r>
+        <w:t xml:space="preserve"> </w:t>
+      </w:r>
+      <w:r>
+        <w:rPr>
+          <w:rStyle w:val="VerbatimChar"/>
+        </w:rPr>
+        <w:t xml:space="preserve">Net_Monit_V106</w:t>
+      </w:r>
+      <w:r>
+        <w:t xml:space="preserve"> </w:t>
+      </w:r>
+      <w:r>
+        <w:t xml:space="preserve">-&gt;</w:t>
+      </w:r>
+      <w:r>
+        <w:t xml:space="preserve"> </w:t>
+      </w:r>
+      <w:r>
+        <w:rPr>
+          <w:rStyle w:val="VerbatimChar"/>
+        </w:rPr>
+        <w:t xml:space="preserve">Net_Monit_V107</w:t>
+      </w:r>
+      <w:r>
+        <w:t xml:space="preserve"> </w:t>
+      </w:r>
+      <w:r>
+        <w:t xml:space="preserve">-&gt;</w:t>
+      </w:r>
+      <w:r>
+        <w:t xml:space="preserve"> </w:t>
+      </w:r>
+      <w:r>
+        <w:rPr>
+          <w:rStyle w:val="VerbatimChar"/>
+        </w:rPr>
+        <w:t xml:space="preserve">Net_Monit_V108</w:t>
+      </w:r>
+      <w:r>
+        <w:t xml:space="preserve"> </w:t>
+      </w:r>
+      <w:r>
+        <w:t xml:space="preserve">-&gt;</w:t>
+      </w:r>
+      <w:r>
+        <w:t xml:space="preserve"> </w:t>
+      </w:r>
+      <w:r>
+        <w:rPr>
+          <w:rStyle w:val="VerbatimChar"/>
+        </w:rPr>
+        <w:t xml:space="preserve">Net_Monit_V109</w:t>
+      </w:r>
+      <w:r>
+        <w:t xml:space="preserve"> </w:t>
+      </w:r>
+      <w:r>
+        <w:t xml:space="preserve">-&gt;</w:t>
+      </w:r>
+      <w:r>
+        <w:t xml:space="preserve"> </w:t>
+      </w:r>
+      <w:r>
+        <w:rPr>
+          <w:rStyle w:val="VerbatimChar"/>
+        </w:rPr>
+        <w:t xml:space="preserve">Net_Monit_V110</w:t>
+      </w:r>
+      <w:r>
+        <w:t xml:space="preserve"> </w:t>
+      </w:r>
+      <w:r>
+        <w:t xml:space="preserve">-&gt;</w:t>
+      </w:r>
+      <w:r>
+        <w:t xml:space="preserve"> </w:t>
+      </w:r>
+      <w:r>
+        <w:rPr>
+          <w:rStyle w:val="VerbatimChar"/>
+        </w:rPr>
+        <w:t xml:space="preserve">Net_Monit_V111</w:t>
+      </w:r>
+      <w:r>
+        <w:t xml:space="preserve"> </w:t>
+      </w:r>
+      <w:r>
+        <w:t xml:space="preserve">-&gt;</w:t>
+      </w:r>
+      <w:r>
+        <w:t xml:space="preserve"> </w:t>
+      </w:r>
+      <w:r>
+        <w:rPr>
+          <w:rStyle w:val="VerbatimChar"/>
+        </w:rPr>
         <w:t xml:space="preserve">Net_Monit_V112</w:t>
       </w:r>
       <w:r>
         <w:t xml:space="preserve"> </w:t>
       </w:r>
       <w:r>
-        <w:t xml:space="preserve">in the list, right-click it and choose</w:t>
-      </w:r>
-      <w:r>
-        <w:t xml:space="preserve"> </w:t>
-      </w:r>
-      <w:r>
-        <w:rPr>
-          <w:bCs/>
-          <w:b/>
-        </w:rPr>
-        <w:t xml:space="preserve">Restart</w:t>
-      </w:r>
-      <w:r>
-        <w:t xml:space="preserve">.</w:t>
-      </w:r>
-    </w:p>
-    <w:p>
-      <w:pPr>
-        <w:numPr>
-          <w:ilvl w:val="0"/>
-          <w:numId w:val="1007"/>
-        </w:numPr>
-      </w:pPr>
-      <w:r>
-        <w:t xml:space="preserve">Open the</w:t>
-      </w:r>
-      <w:r>
-        <w:t xml:space="preserve"> </w:t>
-      </w:r>
-      <w:r>
-        <w:rPr>
-          <w:bCs/>
-          <w:b/>
-        </w:rPr>
-        <w:t xml:space="preserve">Speed Test</w:t>
-      </w:r>
-      <w:r>
-        <w:t xml:space="preserve"> </w:t>
-      </w:r>
-      <w:r>
-        <w:t xml:space="preserve">page and click</w:t>
-      </w:r>
-      <w:r>
-        <w:t xml:space="preserve"> </w:t>
-      </w:r>
-      <w:r>
-        <w:rPr>
-          <w:bCs/>
-          <w:b/>
-        </w:rPr>
-        <w:t xml:space="preserve">Test WAN Speed</w:t>
-      </w:r>
-      <w:r>
-        <w:t xml:space="preserve">. The status line should now show your server’s name and its round-trip time, and the</w:t>
-      </w:r>
-      <w:r>
-        <w:t xml:space="preserve"> </w:t>
-      </w:r>
-      <w:r>
-        <w:rPr>
-          <w:bCs/>
-          <w:b/>
-        </w:rPr>
-        <w:t xml:space="preserve">Target</w:t>
-      </w:r>
-      <w:r>
-        <w:t xml:space="preserve"> </w:t>
-      </w:r>
-      <w:r>
-        <w:t xml:space="preserve">column in the log shows it too.</w:t>
-      </w:r>
-    </w:p>
-    <w:p>
-      <w:pPr>
-        <w:pStyle w:val="FirstParagraph"/>
-      </w:pPr>
-      <w:r>
-        <w:rPr>
-          <w:bCs/>
-          <w:b/>
-        </w:rPr>
-        <w:t xml:space="preserve">Steps on Linux</w:t>
-      </w:r>
-    </w:p>
-    <w:p>
-      <w:pPr>
-        <w:numPr>
-          <w:ilvl w:val="0"/>
-          <w:numId w:val="1008"/>
-        </w:numPr>
-        <w:pStyle w:val="Compact"/>
-      </w:pPr>
-      <w:r>
-        <w:t xml:space="preserve">Open the file:</w:t>
-      </w:r>
-      <w:r>
-        <w:t xml:space="preserve"> </w:t>
-      </w:r>
-      <w:r>
-        <w:rPr>
-          <w:rStyle w:val="VerbatimChar"/>
-        </w:rPr>
-        <w:t xml:space="preserve">sudo nano &lt;install folder&gt;/config.yaml</w:t>
-      </w:r>
-      <w:r>
-        <w:t xml:space="preserve"> </w:t>
-      </w:r>
-      <w:r>
-        <w:t xml:space="preserve">(the install folder is where you ran</w:t>
-      </w:r>
-      <w:r>
-        <w:t xml:space="preserve"> </w:t>
-      </w:r>
-      <w:r>
-        <w:rPr>
-          <w:rStyle w:val="VerbatimChar"/>
-        </w:rPr>
-        <w:t xml:space="preserve">setup.sh</w:t>
-      </w:r>
-      <w:r>
-        <w:t xml:space="preserve">).</w:t>
-      </w:r>
-    </w:p>
-    <w:p>
-      <w:pPr>
-        <w:numPr>
-          <w:ilvl w:val="0"/>
-          <w:numId w:val="1008"/>
-        </w:numPr>
-        <w:pStyle w:val="Compact"/>
-      </w:pPr>
-      <w:r>
-        <w:t xml:space="preserve">Remove the</w:t>
-      </w:r>
-      <w:r>
-        <w:t xml:space="preserve"> </w:t>
-      </w:r>
-      <w:r>
-        <w:rPr>
-          <w:rStyle w:val="VerbatimChar"/>
-        </w:rPr>
-        <w:t xml:space="preserve">#</w:t>
-      </w:r>
-      <w:r>
-        <w:t xml:space="preserve"> </w:t>
-      </w:r>
-      <w:r>
-        <w:t xml:space="preserve">and one space from the start of the</w:t>
-      </w:r>
-      <w:r>
-        <w:t xml:space="preserve"> </w:t>
-      </w:r>
-      <w:r>
-        <w:rPr>
-          <w:rStyle w:val="VerbatimChar"/>
-        </w:rPr>
-        <w:t xml:space="preserve">speedtest:</w:t>
-      </w:r>
-      <w:r>
-        <w:t xml:space="preserve"> </w:t>
-      </w:r>
-      <w:r>
-        <w:t xml:space="preserve">lines shown above, change the name and address, save (Ctrl+O, Enter) and exit (Ctrl+X).</w:t>
-      </w:r>
-    </w:p>
-    <w:p>
-      <w:pPr>
-        <w:numPr>
-          <w:ilvl w:val="0"/>
-          <w:numId w:val="1008"/>
-        </w:numPr>
-        <w:pStyle w:val="Compact"/>
-      </w:pPr>
-      <w:r>
-        <w:t xml:space="preserve">Restart:</w:t>
-      </w:r>
-      <w:r>
-        <w:t xml:space="preserve"> </w:t>
-      </w:r>
-      <w:r>
-        <w:rPr>
-          <w:rStyle w:val="VerbatimChar"/>
-        </w:rPr>
-        <w:t xml:space="preserve">sudo systemctl restart netmonit-v112</w:t>
-      </w:r>
-      <w:r>
-        <w:t xml:space="preserve">.</w:t>
-      </w:r>
-    </w:p>
-    <w:p>
-      <w:pPr>
-        <w:pStyle w:val="FirstParagraph"/>
-      </w:pPr>
-      <w:r>
-        <w:rPr>
-          <w:bCs/>
-          <w:b/>
-        </w:rPr>
-        <w:t xml:space="preserve">Good to know</w:t>
-      </w:r>
-    </w:p>
-    <w:p>
-      <w:pPr>
-        <w:numPr>
-          <w:ilvl w:val="0"/>
-          <w:numId w:val="1009"/>
-        </w:numPr>
-        <w:pStyle w:val="Compact"/>
-      </w:pPr>
-      <w:r>
-        <w:t xml:space="preserve">You can list several servers; Net-monit tries them in the order listed, and uses Cloudflare if none of them answers. A result always says which one it used.</w:t>
-      </w:r>
-    </w:p>
-    <w:p>
-      <w:pPr>
-        <w:numPr>
-          <w:ilvl w:val="0"/>
-          <w:numId w:val="1009"/>
-        </w:numPr>
-        <w:pStyle w:val="Compact"/>
-      </w:pPr>
-      <w:r>
-        <w:t xml:space="preserve">The file uses</w:t>
-      </w:r>
-      <w:r>
-        <w:t xml:space="preserve"> </w:t>
-      </w:r>
-      <w:r>
-        <w:rPr>
-          <w:bCs/>
-          <w:b/>
-        </w:rPr>
-        <w:t xml:space="preserve">spaces, never tabs</w:t>
-      </w:r>
-      <w:r>
-        <w:t xml:space="preserve">. If the service will not start after an edit, a tab or a missing space is the usual cause — the log file in the install folder’s</w:t>
-      </w:r>
-      <w:r>
-        <w:t xml:space="preserve"> </w:t>
-      </w:r>
-      <w:r>
-        <w:rPr>
-          <w:rStyle w:val="VerbatimChar"/>
-        </w:rPr>
-        <w:t xml:space="preserve">logs/</w:t>
-      </w:r>
-      <w:r>
-        <w:t xml:space="preserve"> </w:t>
-      </w:r>
-      <w:r>
-        <w:t xml:space="preserve">folder names the line.</w:t>
-      </w:r>
-    </w:p>
-    <w:p>
-      <w:pPr>
-        <w:numPr>
-          <w:ilvl w:val="0"/>
-          <w:numId w:val="1009"/>
-        </w:numPr>
-        <w:pStyle w:val="Compact"/>
-      </w:pPr>
-      <w:r>
-        <w:rPr>
-          <w:rStyle w:val="VerbatimChar"/>
-        </w:rPr>
-        <w:t xml:space="preserve">engine: builtin</w:t>
-      </w:r>
-      <w:r>
-        <w:t xml:space="preserve"> </w:t>
-      </w:r>
-      <w:r>
-        <w:t xml:space="preserve">(under</w:t>
-      </w:r>
-      <w:r>
-        <w:t xml:space="preserve"> </w:t>
-      </w:r>
-      <w:r>
-        <w:rPr>
-          <w:rStyle w:val="VerbatimChar"/>
-        </w:rPr>
-        <w:t xml:space="preserve">speedtest:</w:t>
-      </w:r>
-      <w:r>
-        <w:t xml:space="preserve">) tells Net-monit to skip the optional speedtest-cli library and always use its own test. The default,</w:t>
-      </w:r>
-      <w:r>
-        <w:t xml:space="preserve"> </w:t>
-      </w:r>
-      <w:r>
-        <w:rPr>
-          <w:rStyle w:val="VerbatimChar"/>
-        </w:rPr>
-        <w:t xml:space="preserve">auto</w:t>
-      </w:r>
-      <w:r>
-        <w:t xml:space="preserve">, tries speedtest-cli first and falls back to the built-in test.</w:t>
-      </w:r>
-    </w:p>
-    <w:bookmarkEnd w:id="25"/>
-    <w:bookmarkStart w:id="26" w:name="upgrading-to-v11.2"/>
-    <w:p>
-      <w:pPr>
-        <w:pStyle w:val="Heading2"/>
-      </w:pPr>
-      <w:r>
-        <w:t xml:space="preserve">Upgrading to V11.2</w:t>
-      </w:r>
-    </w:p>
-    <w:p>
-      <w:pPr>
-        <w:pStyle w:val="FirstParagraph"/>
-      </w:pPr>
-      <w:r>
-        <w:t xml:space="preserve">If you’re upgrading an existing V8.8 install, or any install from V10.0 to V11.1, rather than doing a fresh install, the steps are the same either way – only which old service/port/directory you’re moving from changes.</w:t>
-      </w:r>
-    </w:p>
-    <w:p>
-      <w:pPr>
-        <w:numPr>
-          <w:ilvl w:val="0"/>
-          <w:numId w:val="1010"/>
-        </w:numPr>
-        <w:pStyle w:val="Compact"/>
-      </w:pPr>
-      <w:r>
-        <w:rPr>
-          <w:bCs/>
-          <w:b/>
-        </w:rPr>
-        <w:t xml:space="preserve">License key.</w:t>
-      </w:r>
-      <w:r>
-        <w:t xml:space="preserve"> </w:t>
-      </w:r>
-      <w:r>
-        <w:t xml:space="preserve">A key is tied to the</w:t>
-      </w:r>
-      <w:r>
-        <w:t xml:space="preserve"> </w:t>
-      </w:r>
-      <w:r>
-        <w:rPr>
-          <w:bCs/>
-          <w:b/>
-        </w:rPr>
-        <w:t xml:space="preserve">Activation Code</w:t>
-      </w:r>
-      <w:r>
-        <w:t xml:space="preserve"> </w:t>
-      </w:r>
-      <w:r>
-        <w:t xml:space="preserve">of one installation, and that code includes the install folder. V11.2 installs into its own new folder, so the new installation shows a new Device ID / Activation Code and needs its own key. Copy both values from the new installation’s Activation screen and request the key (free; see</w:t>
-      </w:r>
-      <w:r>
-        <w:t xml:space="preserve"> </w:t>
-      </w:r>
-      <w:r>
-        <w:t xml:space="preserve">“</w:t>
-      </w:r>
-      <w:r>
-        <w:t xml:space="preserve">Activation</w:t>
-      </w:r>
-      <w:r>
-        <w:t xml:space="preserve">”</w:t>
-      </w:r>
-      <w:r>
-        <w:t xml:space="preserve"> </w:t>
-      </w:r>
-      <w:r>
-        <w:t xml:space="preserve">above). Keys from</w:t>
-      </w:r>
-      <w:r>
-        <w:t xml:space="preserve"> </w:t>
-      </w:r>
-      <w:r>
-        <w:rPr>
-          <w:bCs/>
-          <w:b/>
-        </w:rPr>
-        <w:t xml:space="preserve">V10.9 and earlier</w:t>
-      </w:r>
-      <w:r>
-        <w:t xml:space="preserve"> </w:t>
-      </w:r>
-      <w:r>
-        <w:t xml:space="preserve">never work in V11.x (see item 10). The 30-day trial is available while you wait.</w:t>
-      </w:r>
-    </w:p>
-    <w:p>
-      <w:pPr>
-        <w:numPr>
-          <w:ilvl w:val="0"/>
-          <w:numId w:val="1010"/>
-        </w:numPr>
-        <w:pStyle w:val="Compact"/>
-      </w:pPr>
-      <w:r>
-        <w:rPr>
-          <w:bCs/>
-          <w:b/>
-        </w:rPr>
-        <w:t xml:space="preserve">Your existing data is safe.</w:t>
-      </w:r>
-      <w:r>
-        <w:t xml:space="preserve"> </w:t>
-      </w:r>
-      <w:r>
-        <w:t xml:space="preserve">No database columns were removed or renamed this release. Devices, alert history, and settings all carry over. Saved thresholds keep working unchanged.</w:t>
-      </w:r>
-    </w:p>
-    <w:p>
-      <w:pPr>
-        <w:numPr>
-          <w:ilvl w:val="0"/>
-          <w:numId w:val="1010"/>
-        </w:numPr>
-        <w:pStyle w:val="Compact"/>
-      </w:pPr>
-      <w:r>
-        <w:t xml:space="preserve">Because the port and service name change with every release (5088 -&gt; 50100 -&gt; 50101 -&gt; 50102 -&gt; 50103 -&gt; 50104 -&gt; 50105 -&gt; 50106 -&gt; 50107 -&gt; 50108 -&gt; 50109 -&gt; 50110 -&gt; 50111 -&gt; 50112 and</w:t>
-      </w:r>
-      <w:r>
-        <w:t xml:space="preserve"> </w:t>
-      </w:r>
-      <w:r>
-        <w:rPr>
-          <w:rStyle w:val="VerbatimChar"/>
-        </w:rPr>
-        <w:t xml:space="preserve">Net_Monit_V88</w:t>
-      </w:r>
-      <w:r>
-        <w:t xml:space="preserve"> </w:t>
-      </w:r>
-      <w:r>
         <w:t xml:space="preserve">-&gt;</w:t>
       </w:r>
       <w:r>
@@ -1957,190 +2215,10 @@
         <w:rPr>
           <w:rStyle w:val="VerbatimChar"/>
         </w:rPr>
-        <w:t xml:space="preserve">Net_Monit_V100</w:t>
-      </w:r>
-      <w:r>
-        <w:t xml:space="preserve"> </w:t>
-      </w:r>
-      <w:r>
-        <w:t xml:space="preserve">-&gt;</w:t>
-      </w:r>
-      <w:r>
-        <w:t xml:space="preserve"> </w:t>
-      </w:r>
-      <w:r>
-        <w:rPr>
-          <w:rStyle w:val="VerbatimChar"/>
-        </w:rPr>
-        <w:t xml:space="preserve">Net_Monit_V101</w:t>
-      </w:r>
-      <w:r>
-        <w:t xml:space="preserve"> </w:t>
-      </w:r>
-      <w:r>
-        <w:t xml:space="preserve">-&gt;</w:t>
-      </w:r>
-      <w:r>
-        <w:t xml:space="preserve"> </w:t>
-      </w:r>
-      <w:r>
-        <w:rPr>
-          <w:rStyle w:val="VerbatimChar"/>
-        </w:rPr>
-        <w:t xml:space="preserve">Net_Monit_V102</w:t>
-      </w:r>
-      <w:r>
-        <w:t xml:space="preserve"> </w:t>
-      </w:r>
-      <w:r>
-        <w:t xml:space="preserve">-&gt;</w:t>
-      </w:r>
-      <w:r>
-        <w:t xml:space="preserve"> </w:t>
-      </w:r>
-      <w:r>
-        <w:rPr>
-          <w:rStyle w:val="VerbatimChar"/>
-        </w:rPr>
-        <w:t xml:space="preserve">Net_Monit_V103</w:t>
-      </w:r>
-      <w:r>
-        <w:t xml:space="preserve"> </w:t>
-      </w:r>
-      <w:r>
-        <w:t xml:space="preserve">-&gt;</w:t>
-      </w:r>
-      <w:r>
-        <w:t xml:space="preserve"> </w:t>
-      </w:r>
-      <w:r>
-        <w:rPr>
-          <w:rStyle w:val="VerbatimChar"/>
-        </w:rPr>
-        <w:t xml:space="preserve">Net_Monit_V104</w:t>
-      </w:r>
-      <w:r>
-        <w:t xml:space="preserve"> </w:t>
-      </w:r>
-      <w:r>
-        <w:t xml:space="preserve">-&gt;</w:t>
-      </w:r>
-      <w:r>
-        <w:t xml:space="preserve"> </w:t>
-      </w:r>
-      <w:r>
-        <w:rPr>
-          <w:rStyle w:val="VerbatimChar"/>
-        </w:rPr>
-        <w:t xml:space="preserve">Net_Monit_V105</w:t>
-      </w:r>
-      <w:r>
-        <w:t xml:space="preserve"> </w:t>
-      </w:r>
-      <w:r>
-        <w:t xml:space="preserve">-&gt;</w:t>
-      </w:r>
-      <w:r>
-        <w:t xml:space="preserve"> </w:t>
-      </w:r>
-      <w:r>
-        <w:rPr>
-          <w:rStyle w:val="VerbatimChar"/>
-        </w:rPr>
-        <w:t xml:space="preserve">Net_Monit_V106</w:t>
-      </w:r>
-      <w:r>
-        <w:t xml:space="preserve"> </w:t>
-      </w:r>
-      <w:r>
-        <w:t xml:space="preserve">-&gt;</w:t>
-      </w:r>
-      <w:r>
-        <w:t xml:space="preserve"> </w:t>
-      </w:r>
-      <w:r>
-        <w:rPr>
-          <w:rStyle w:val="VerbatimChar"/>
-        </w:rPr>
-        <w:t xml:space="preserve">Net_Monit_V107</w:t>
-      </w:r>
-      <w:r>
-        <w:t xml:space="preserve"> </w:t>
-      </w:r>
-      <w:r>
-        <w:t xml:space="preserve">-&gt;</w:t>
-      </w:r>
-      <w:r>
-        <w:t xml:space="preserve"> </w:t>
-      </w:r>
-      <w:r>
-        <w:rPr>
-          <w:rStyle w:val="VerbatimChar"/>
-        </w:rPr>
-        <w:t xml:space="preserve">Net_Monit_V108</w:t>
-      </w:r>
-      <w:r>
-        <w:t xml:space="preserve"> </w:t>
-      </w:r>
-      <w:r>
-        <w:t xml:space="preserve">-&gt;</w:t>
-      </w:r>
-      <w:r>
-        <w:t xml:space="preserve"> </w:t>
-      </w:r>
-      <w:r>
-        <w:rPr>
-          <w:rStyle w:val="VerbatimChar"/>
-        </w:rPr>
-        <w:t xml:space="preserve">Net_Monit_V109</w:t>
-      </w:r>
-      <w:r>
-        <w:t xml:space="preserve"> </w:t>
-      </w:r>
-      <w:r>
-        <w:t xml:space="preserve">-&gt;</w:t>
-      </w:r>
-      <w:r>
-        <w:t xml:space="preserve"> </w:t>
-      </w:r>
-      <w:r>
-        <w:rPr>
-          <w:rStyle w:val="VerbatimChar"/>
-        </w:rPr>
-        <w:t xml:space="preserve">Net_Monit_V110</w:t>
-      </w:r>
-      <w:r>
-        <w:t xml:space="preserve"> </w:t>
-      </w:r>
-      <w:r>
-        <w:t xml:space="preserve">-&gt;</w:t>
-      </w:r>
-      <w:r>
-        <w:t xml:space="preserve"> </w:t>
-      </w:r>
-      <w:r>
-        <w:rPr>
-          <w:rStyle w:val="VerbatimChar"/>
-        </w:rPr>
-        <w:t xml:space="preserve">Net_Monit_V111</w:t>
-      </w:r>
-      <w:r>
-        <w:t xml:space="preserve"> </w:t>
-      </w:r>
-      <w:r>
-        <w:t xml:space="preserve">-&gt;</w:t>
-      </w:r>
-      <w:r>
-        <w:t xml:space="preserve"> </w:t>
-      </w:r>
-      <w:r>
-        <w:rPr>
-          <w:rStyle w:val="VerbatimChar"/>
-        </w:rPr>
-        <w:t xml:space="preserve">Net_Monit_V112</w:t>
-      </w:r>
-      <w:r>
-        <w:t xml:space="preserve">), V11.2 installs</w:t>
+        <w:t xml:space="preserve">Net_Monit_V113</w:t>
+      </w:r>
+      <w:r>
+        <w:t xml:space="preserve">), V11.3 installs</w:t>
       </w:r>
       <w:r>
         <w:t xml:space="preserve"> </w:t>
@@ -2376,7 +2454,7 @@
         <w:t xml:space="preserve"> </w:t>
       </w:r>
       <w:r>
-        <w:t xml:space="preserve">from the old install directory into the new one before first starting the V11.2 service, if you want to carry over devices, alert history, and settings. Alternatively, use the</w:t>
+        <w:t xml:space="preserve">from the old install directory into the new one before first starting the V11.3 service, if you want to carry over devices, alert history, and settings. Alternatively, use the</w:t>
       </w:r>
       <w:r>
         <w:t xml:space="preserve"> </w:t>
@@ -2431,7 +2509,7 @@
         <w:pStyle w:val="Compact"/>
       </w:pPr>
       <w:r>
-        <w:t xml:space="preserve">Update any firewall rules that reference your old port (5088, 50100, 50101, 50102, 50103, 50104, 50105, 50106, 50107, 50108, 50109, 50110, 50111) to also allow 50112.</w:t>
+        <w:t xml:space="preserve">Update any firewall rules that reference your old port (5088, 50100, 50101, 50102, 50103, 50104, 50105, 50106, 50107, 50108, 50109, 50110, 50111, 50112) to also allow 50113.</w:t>
       </w:r>
     </w:p>
     <w:p>
@@ -2475,7 +2553,7 @@
           <w:bCs/>
           <w:b/>
         </w:rPr>
-        <w:t xml:space="preserve">V11.2</w:t>
+        <w:t xml:space="preserve">V11.3</w:t>
       </w:r>
       <w:r>
         <w:t xml:space="preserve">, and the address must end in</w:t>
@@ -2488,19 +2566,19 @@
           <w:bCs/>
           <w:b/>
         </w:rPr>
+        <w:t xml:space="preserve">:50113</w:t>
+      </w:r>
+      <w:r>
+        <w:t xml:space="preserve">. Every version keeps its own port, so an old bookmark (for example one ending in</w:t>
+      </w:r>
+      <w:r>
+        <w:t xml:space="preserve"> </w:t>
+      </w:r>
+      <w:r>
+        <w:rPr>
+          <w:rStyle w:val="VerbatimChar"/>
+        </w:rPr>
         <w:t xml:space="preserve">:50112</w:t>
-      </w:r>
-      <w:r>
-        <w:t xml:space="preserve">. Every version keeps its own port, so an old bookmark (for example one ending in</w:t>
-      </w:r>
-      <w:r>
-        <w:t xml:space="preserve"> </w:t>
-      </w:r>
-      <w:r>
-        <w:rPr>
-          <w:rStyle w:val="VerbatimChar"/>
-        </w:rPr>
-        <w:t xml:space="preserve">:50111</w:t>
       </w:r>
       <w:r>
         <w:t xml:space="preserve">) opens the</w:t>
@@ -2535,7 +2613,7 @@
           <w:bCs/>
           <w:b/>
         </w:rPr>
-        <w:t xml:space="preserve">What V11.2 changes</w:t>
+        <w:t xml:space="preserve">What V11.3 changes</w:t>
       </w:r>
     </w:p>
     <w:p>
@@ -2551,6 +2629,177 @@
           <w:bCs/>
           <w:b/>
         </w:rPr>
+        <w:t xml:space="preserve">No change to how monitoring works.</w:t>
+      </w:r>
+      <w:r>
+        <w:t xml:space="preserve"> </w:t>
+      </w:r>
+      <w:r>
+        <w:t xml:space="preserve">V11.3 is the</w:t>
+      </w:r>
+      <w:r>
+        <w:t xml:space="preserve"> </w:t>
+      </w:r>
+      <w:r>
+        <w:t xml:space="preserve">“</w:t>
+      </w:r>
+      <w:r>
+        <w:t xml:space="preserve">ready to publish</w:t>
+      </w:r>
+      <w:r>
+        <w:t xml:space="preserve">”</w:t>
+      </w:r>
+      <w:r>
+        <w:t xml:space="preserve"> </w:t>
+      </w:r>
+      <w:r>
+        <w:t xml:space="preserve">release: new step-by-step guides,</w:t>
+      </w:r>
+      <w:r>
+        <w:t xml:space="preserve"> </w:t>
+      </w:r>
+      <w:r>
+        <w:rPr>
+          <w:rStyle w:val="VerbatimChar"/>
+        </w:rPr>
+        <w:t xml:space="preserve">DOC-Setup-Windows-Ready.md</w:t>
+      </w:r>
+      <w:r>
+        <w:t xml:space="preserve">,</w:t>
+      </w:r>
+      <w:r>
+        <w:t xml:space="preserve"> </w:t>
+      </w:r>
+      <w:r>
+        <w:rPr>
+          <w:rStyle w:val="VerbatimChar"/>
+        </w:rPr>
+        <w:t xml:space="preserve">DOC-Setup-Python-Manual.md</w:t>
+      </w:r>
+      <w:r>
+        <w:t xml:space="preserve"> </w:t>
+      </w:r>
+      <w:r>
+        <w:t xml:space="preserve">and</w:t>
+      </w:r>
+      <w:r>
+        <w:t xml:space="preserve"> </w:t>
+      </w:r>
+      <w:r>
+        <w:rPr>
+          <w:rStyle w:val="VerbatimChar"/>
+        </w:rPr>
+        <w:t xml:space="preserve">DOC-App-Workflow.md</w:t>
+      </w:r>
+      <w:r>
+        <w:t xml:space="preserve">, and a live demo web page for the GitHub repository.</w:t>
+      </w:r>
+    </w:p>
+    <w:p>
+      <w:pPr>
+        <w:numPr>
+          <w:ilvl w:val="1"/>
+          <w:numId w:val="1011"/>
+        </w:numPr>
+        <w:pStyle w:val="Compact"/>
+      </w:pPr>
+      <w:r>
+        <w:rPr>
+          <w:rStyle w:val="VerbatimChar"/>
+          <w:bCs/>
+          <w:b/>
+        </w:rPr>
+        <w:t xml:space="preserve">config.yaml</w:t>
+      </w:r>
+      <w:r>
+        <w:rPr>
+          <w:bCs/>
+          <w:b/>
+        </w:rPr>
+        <w:t xml:space="preserve"> </w:t>
+      </w:r>
+      <w:r>
+        <w:rPr>
+          <w:bCs/>
+          <w:b/>
+        </w:rPr>
+        <w:t xml:space="preserve">no longer contains the two sample monitors</w:t>
+      </w:r>
+      <w:r>
+        <w:t xml:space="preserve"> </w:t>
+      </w:r>
+      <w:r>
+        <w:t xml:space="preserve">(</w:t>
+      </w:r>
+      <w:r>
+        <w:t xml:space="preserve">“</w:t>
+      </w:r>
+      <w:r>
+        <w:t xml:space="preserve">Test Router</w:t>
+      </w:r>
+      <w:r>
+        <w:t xml:space="preserve">”</w:t>
+      </w:r>
+      <w:r>
+        <w:t xml:space="preserve"> </w:t>
+      </w:r>
+      <w:r>
+        <w:t xml:space="preserve">and a Google check). A fresh install starts with an empty monitor list.</w:t>
+      </w:r>
+    </w:p>
+    <w:p>
+      <w:pPr>
+        <w:numPr>
+          <w:ilvl w:val="1"/>
+          <w:numId w:val="1011"/>
+        </w:numPr>
+        <w:pStyle w:val="Compact"/>
+      </w:pPr>
+      <w:r>
+        <w:t xml:space="preserve">Version, port and service name move to V11.3 / 50113 /</w:t>
+      </w:r>
+      <w:r>
+        <w:t xml:space="preserve"> </w:t>
+      </w:r>
+      <w:r>
+        <w:rPr>
+          <w:rStyle w:val="VerbatimChar"/>
+        </w:rPr>
+        <w:t xml:space="preserve">Net_Monit_V113</w:t>
+      </w:r>
+      <w:r>
+        <w:t xml:space="preserve">.</w:t>
+      </w:r>
+    </w:p>
+    <w:p>
+      <w:pPr>
+        <w:numPr>
+          <w:ilvl w:val="0"/>
+          <w:numId w:val="1010"/>
+        </w:numPr>
+        <w:pStyle w:val="Compact"/>
+      </w:pPr>
+      <w:r>
+        <w:rPr>
+          <w:bCs/>
+          <w:b/>
+        </w:rPr>
+        <w:t xml:space="preserve">What V11.2 changed (still applies)</w:t>
+      </w:r>
+    </w:p>
+    <w:p>
+      <w:pPr>
+        <w:numPr>
+          <w:ilvl w:val="1"/>
+          <w:numId w:val="1012"/>
+        </w:numPr>
+        <w:pStyle w:val="Compact"/>
+      </w:pPr>
+      <w:r>
+        <w:rPr>
+          <w:bCs/>
+          <w:b/>
+        </w:rPr>
         <w:t xml:space="preserve">Threshold tables are short and clean.</w:t>
       </w:r>
       <w:r>
@@ -2641,7 +2890,7 @@
       <w:pPr>
         <w:numPr>
           <w:ilvl w:val="1"/>
-          <w:numId w:val="1011"/>
+          <w:numId w:val="1012"/>
         </w:numPr>
         <w:pStyle w:val="Compact"/>
       </w:pPr>
@@ -2688,7 +2937,7 @@
       <w:pPr>
         <w:numPr>
           <w:ilvl w:val="1"/>
-          <w:numId w:val="1011"/>
+          <w:numId w:val="1012"/>
         </w:numPr>
         <w:pStyle w:val="Compact"/>
       </w:pPr>
@@ -2723,7 +2972,7 @@
       <w:pPr>
         <w:numPr>
           <w:ilvl w:val="1"/>
-          <w:numId w:val="1011"/>
+          <w:numId w:val="1012"/>
         </w:numPr>
         <w:pStyle w:val="Compact"/>
       </w:pPr>
@@ -2850,7 +3099,7 @@
       <w:pPr>
         <w:numPr>
           <w:ilvl w:val="1"/>
-          <w:numId w:val="1011"/>
+          <w:numId w:val="1012"/>
         </w:numPr>
         <w:pStyle w:val="Compact"/>
       </w:pPr>
@@ -2912,34 +3161,6 @@
       </w:r>
       <w:r>
         <w:t xml:space="preserve">in the Status column.</w:t>
-      </w:r>
-    </w:p>
-    <w:p>
-      <w:pPr>
-        <w:numPr>
-          <w:ilvl w:val="1"/>
-          <w:numId w:val="1011"/>
-        </w:numPr>
-        <w:pStyle w:val="Compact"/>
-      </w:pPr>
-      <w:r>
-        <w:t xml:space="preserve">Everything below still applies.</w:t>
-      </w:r>
-    </w:p>
-    <w:p>
-      <w:pPr>
-        <w:numPr>
-          <w:ilvl w:val="0"/>
-          <w:numId w:val="1010"/>
-        </w:numPr>
-        <w:pStyle w:val="Compact"/>
-      </w:pPr>
-      <w:r>
-        <w:rPr>
-          <w:bCs/>
-          <w:b/>
-        </w:rPr>
-        <w:t xml:space="preserve">What V11.1 changed (still applies)</w:t>
       </w:r>
     </w:p>
     <w:p>
@@ -2951,6 +3172,34 @@
         <w:pStyle w:val="Compact"/>
       </w:pPr>
       <w:r>
+        <w:t xml:space="preserve">Everything below still applies.</w:t>
+      </w:r>
+    </w:p>
+    <w:p>
+      <w:pPr>
+        <w:numPr>
+          <w:ilvl w:val="0"/>
+          <w:numId w:val="1010"/>
+        </w:numPr>
+        <w:pStyle w:val="Compact"/>
+      </w:pPr>
+      <w:r>
+        <w:rPr>
+          <w:bCs/>
+          <w:b/>
+        </w:rPr>
+        <w:t xml:space="preserve">What V11.1 changed (still applies)</w:t>
+      </w:r>
+    </w:p>
+    <w:p>
+      <w:pPr>
+        <w:numPr>
+          <w:ilvl w:val="0"/>
+          <w:numId w:val="1013"/>
+        </w:numPr>
+        <w:pStyle w:val="Compact"/>
+      </w:pPr>
+      <w:r>
         <w:rPr>
           <w:bCs/>
           <w:b/>
@@ -3109,8 +3358,8 @@
     <w:p>
       <w:pPr>
         <w:numPr>
-          <w:ilvl w:val="1"/>
-          <w:numId w:val="1012"/>
+          <w:ilvl w:val="0"/>
+          <w:numId w:val="1013"/>
         </w:numPr>
         <w:pStyle w:val="Compact"/>
       </w:pPr>
@@ -3147,8 +3396,8 @@
     <w:p>
       <w:pPr>
         <w:numPr>
-          <w:ilvl w:val="1"/>
-          <w:numId w:val="1012"/>
+          <w:ilvl w:val="0"/>
+          <w:numId w:val="1013"/>
         </w:numPr>
         <w:pStyle w:val="Compact"/>
       </w:pPr>
@@ -3169,8 +3418,8 @@
     <w:p>
       <w:pPr>
         <w:numPr>
-          <w:ilvl w:val="1"/>
-          <w:numId w:val="1012"/>
+          <w:ilvl w:val="0"/>
+          <w:numId w:val="1013"/>
         </w:numPr>
         <w:pStyle w:val="Compact"/>
       </w:pPr>
@@ -3218,8 +3467,8 @@
     <w:p>
       <w:pPr>
         <w:numPr>
-          <w:ilvl w:val="1"/>
-          <w:numId w:val="1012"/>
+          <w:ilvl w:val="0"/>
+          <w:numId w:val="1013"/>
         </w:numPr>
         <w:pStyle w:val="Compact"/>
       </w:pPr>
@@ -3300,8 +3549,8 @@
     <w:p>
       <w:pPr>
         <w:numPr>
-          <w:ilvl w:val="1"/>
-          <w:numId w:val="1012"/>
+          <w:ilvl w:val="0"/>
+          <w:numId w:val="1013"/>
         </w:numPr>
         <w:pStyle w:val="Compact"/>
       </w:pPr>
@@ -3322,8 +3571,8 @@
     <w:p>
       <w:pPr>
         <w:numPr>
-          <w:ilvl w:val="1"/>
-          <w:numId w:val="1012"/>
+          <w:ilvl w:val="0"/>
+          <w:numId w:val="1013"/>
         </w:numPr>
         <w:pStyle w:val="Compact"/>
       </w:pPr>
@@ -3363,7 +3612,7 @@
       <w:pPr>
         <w:numPr>
           <w:ilvl w:val="0"/>
-          <w:numId w:val="1010"/>
+          <w:numId w:val="1014"/>
         </w:numPr>
         <w:pStyle w:val="Compact"/>
       </w:pPr>
@@ -3379,7 +3628,7 @@
       <w:pPr>
         <w:numPr>
           <w:ilvl w:val="0"/>
-          <w:numId w:val="1013"/>
+          <w:numId w:val="1015"/>
         </w:numPr>
         <w:pStyle w:val="Compact"/>
       </w:pPr>
@@ -3433,7 +3682,7 @@
       <w:pPr>
         <w:numPr>
           <w:ilvl w:val="0"/>
-          <w:numId w:val="1013"/>
+          <w:numId w:val="1015"/>
         </w:numPr>
         <w:pStyle w:val="Compact"/>
       </w:pPr>
@@ -3512,7 +3761,7 @@
       <w:pPr>
         <w:numPr>
           <w:ilvl w:val="0"/>
-          <w:numId w:val="1013"/>
+          <w:numId w:val="1015"/>
         </w:numPr>
         <w:pStyle w:val="Compact"/>
       </w:pPr>
@@ -3534,7 +3783,7 @@
       <w:pPr>
         <w:numPr>
           <w:ilvl w:val="0"/>
-          <w:numId w:val="1013"/>
+          <w:numId w:val="1015"/>
         </w:numPr>
         <w:pStyle w:val="Compact"/>
       </w:pPr>
@@ -3573,7 +3822,7 @@
       <w:pPr>
         <w:numPr>
           <w:ilvl w:val="0"/>
-          <w:numId w:val="1013"/>
+          <w:numId w:val="1015"/>
         </w:numPr>
         <w:pStyle w:val="Compact"/>
       </w:pPr>
@@ -3585,7 +3834,7 @@
       <w:pPr>
         <w:numPr>
           <w:ilvl w:val="0"/>
-          <w:numId w:val="1014"/>
+          <w:numId w:val="1016"/>
         </w:numPr>
         <w:pStyle w:val="Compact"/>
       </w:pPr>
@@ -3601,7 +3850,7 @@
       <w:pPr>
         <w:numPr>
           <w:ilvl w:val="0"/>
-          <w:numId w:val="1015"/>
+          <w:numId w:val="1017"/>
         </w:numPr>
         <w:pStyle w:val="Compact"/>
       </w:pPr>
@@ -3718,7 +3967,7 @@
       <w:pPr>
         <w:numPr>
           <w:ilvl w:val="0"/>
-          <w:numId w:val="1015"/>
+          <w:numId w:val="1017"/>
         </w:numPr>
         <w:pStyle w:val="Compact"/>
       </w:pPr>
@@ -3806,7 +4055,7 @@
       <w:pPr>
         <w:numPr>
           <w:ilvl w:val="0"/>
-          <w:numId w:val="1015"/>
+          <w:numId w:val="1017"/>
         </w:numPr>
         <w:pStyle w:val="Compact"/>
       </w:pPr>
@@ -3818,7 +4067,7 @@
       <w:pPr>
         <w:numPr>
           <w:ilvl w:val="0"/>
-          <w:numId w:val="1016"/>
+          <w:numId w:val="1018"/>
         </w:numPr>
         <w:pStyle w:val="Compact"/>
       </w:pPr>
@@ -3834,7 +4083,7 @@
       <w:pPr>
         <w:numPr>
           <w:ilvl w:val="0"/>
-          <w:numId w:val="1017"/>
+          <w:numId w:val="1019"/>
         </w:numPr>
         <w:pStyle w:val="Compact"/>
       </w:pPr>
@@ -3959,7 +4208,7 @@
       <w:pPr>
         <w:numPr>
           <w:ilvl w:val="0"/>
-          <w:numId w:val="1017"/>
+          <w:numId w:val="1019"/>
         </w:numPr>
         <w:pStyle w:val="Compact"/>
       </w:pPr>
@@ -4050,7 +4299,7 @@
       <w:pPr>
         <w:numPr>
           <w:ilvl w:val="0"/>
-          <w:numId w:val="1017"/>
+          <w:numId w:val="1019"/>
         </w:numPr>
         <w:pStyle w:val="Compact"/>
       </w:pPr>
@@ -4105,7 +4354,7 @@
       <w:pPr>
         <w:numPr>
           <w:ilvl w:val="0"/>
-          <w:numId w:val="1017"/>
+          <w:numId w:val="1019"/>
         </w:numPr>
         <w:pStyle w:val="Compact"/>
       </w:pPr>
@@ -4117,7 +4366,7 @@
       <w:pPr>
         <w:numPr>
           <w:ilvl w:val="0"/>
-          <w:numId w:val="1018"/>
+          <w:numId w:val="1020"/>
         </w:numPr>
         <w:pStyle w:val="Compact"/>
       </w:pPr>
@@ -4133,7 +4382,7 @@
       <w:pPr>
         <w:numPr>
           <w:ilvl w:val="0"/>
-          <w:numId w:val="1019"/>
+          <w:numId w:val="1021"/>
         </w:numPr>
         <w:pStyle w:val="Compact"/>
       </w:pPr>
@@ -4173,7 +4422,7 @@
       <w:pPr>
         <w:numPr>
           <w:ilvl w:val="0"/>
-          <w:numId w:val="1019"/>
+          <w:numId w:val="1021"/>
         </w:numPr>
         <w:pStyle w:val="Compact"/>
       </w:pPr>
@@ -4242,7 +4491,7 @@
       <w:pPr>
         <w:numPr>
           <w:ilvl w:val="0"/>
-          <w:numId w:val="1019"/>
+          <w:numId w:val="1021"/>
         </w:numPr>
         <w:pStyle w:val="Compact"/>
       </w:pPr>
@@ -4342,7 +4591,7 @@
       <w:pPr>
         <w:numPr>
           <w:ilvl w:val="0"/>
-          <w:numId w:val="1019"/>
+          <w:numId w:val="1021"/>
         </w:numPr>
         <w:pStyle w:val="Compact"/>
       </w:pPr>
@@ -4364,7 +4613,7 @@
       <w:pPr>
         <w:numPr>
           <w:ilvl w:val="0"/>
-          <w:numId w:val="1019"/>
+          <w:numId w:val="1021"/>
         </w:numPr>
         <w:pStyle w:val="Compact"/>
       </w:pPr>
@@ -4514,7 +4763,7 @@
       <w:pPr>
         <w:numPr>
           <w:ilvl w:val="0"/>
-          <w:numId w:val="1019"/>
+          <w:numId w:val="1021"/>
         </w:numPr>
         <w:pStyle w:val="Compact"/>
       </w:pPr>
@@ -4541,12 +4790,42 @@
       </w:r>
     </w:p>
     <w:bookmarkEnd w:id="26"/>
-    <w:bookmarkStart w:id="27" w:name="uninstalling"/>
+    <w:bookmarkStart w:id="27" w:name="updating-with-a-patch"/>
     <w:p>
       <w:pPr>
         <w:pStyle w:val="Heading2"/>
       </w:pPr>
       <w:r>
+        <w:t xml:space="preserve">Updating with a patch</w:t>
+      </w:r>
+    </w:p>
+    <w:p>
+      <w:pPr>
+        <w:pStyle w:val="FirstParagraph"/>
+      </w:pPr>
+      <w:r>
+        <w:t xml:space="preserve">Small updates (bug fixes, small features) come as a patch zip that replaces only the changed files and keeps your port, service name, data and license. See</w:t>
+      </w:r>
+      <w:r>
+        <w:t xml:space="preserve"> </w:t>
+      </w:r>
+      <w:r>
+        <w:rPr>
+          <w:rStyle w:val="VerbatimChar"/>
+        </w:rPr>
+        <w:t xml:space="preserve">DOC-Patching-Guide.md</w:t>
+      </w:r>
+      <w:r>
+        <w:t xml:space="preserve">.</w:t>
+      </w:r>
+    </w:p>
+    <w:bookmarkEnd w:id="27"/>
+    <w:bookmarkStart w:id="28" w:name="uninstalling"/>
+    <w:p>
+      <w:pPr>
+        <w:pStyle w:val="Heading2"/>
+      </w:pPr>
+      <w:r>
         <w:t xml:space="preserve">Uninstalling</w:t>
       </w:r>
     </w:p>
@@ -4554,7 +4833,7 @@
       <w:pPr>
         <w:numPr>
           <w:ilvl w:val="0"/>
-          <w:numId w:val="1020"/>
+          <w:numId w:val="1022"/>
         </w:numPr>
         <w:pStyle w:val="Compact"/>
       </w:pPr>
@@ -4593,7 +4872,7 @@
         <w:rPr>
           <w:rStyle w:val="VerbatimChar"/>
         </w:rPr>
-        <w:t xml:space="preserve">Net_Monit_V112</w:t>
+        <w:t xml:space="preserve">Net_Monit_V113</w:t>
       </w:r>
       <w:r>
         <w:t xml:space="preserve"> </w:t>
@@ -4606,7 +4885,7 @@
       <w:pPr>
         <w:numPr>
           <w:ilvl w:val="0"/>
-          <w:numId w:val="1020"/>
+          <w:numId w:val="1022"/>
         </w:numPr>
         <w:pStyle w:val="Compact"/>
       </w:pPr>
@@ -4645,14 +4924,14 @@
         <w:rPr>
           <w:rStyle w:val="VerbatimChar"/>
         </w:rPr>
-        <w:t xml:space="preserve">/opt/netmonit-v112</w:t>
+        <w:t xml:space="preserve">/opt/netmonit-v113</w:t>
       </w:r>
       <w:r>
         <w:t xml:space="preserve">).</w:t>
       </w:r>
     </w:p>
-    <w:bookmarkEnd w:id="27"/>
-    <w:bookmarkStart w:id="28" w:name="troubleshooting"/>
+    <w:bookmarkEnd w:id="28"/>
+    <w:bookmarkStart w:id="29" w:name="troubleshooting"/>
     <w:p>
       <w:pPr>
         <w:pStyle w:val="Heading2"/>
@@ -4719,7 +4998,7 @@
               <w:rPr>
                 <w:rStyle w:val="VerbatimChar"/>
               </w:rPr>
-              <w:t xml:space="preserve">http://localhost:50112</w:t>
+              <w:t xml:space="preserve">http://localhost:50113</w:t>
             </w:r>
           </w:p>
         </w:tc>
@@ -4740,7 +5019,7 @@
               <w:rPr>
                 <w:rStyle w:val="VerbatimChar"/>
               </w:rPr>
-              <w:t xml:space="preserve">sc query Net_Monit_V112</w:t>
+              <w:t xml:space="preserve">sc query Net_Monit_V113</w:t>
             </w:r>
             <w:r>
               <w:t xml:space="preserve"> </w:t>
@@ -4755,13 +5034,13 @@
               <w:rPr>
                 <w:rStyle w:val="VerbatimChar"/>
               </w:rPr>
-              <w:t xml:space="preserve">systemctl status netmonit-v112</w:t>
+              <w:t xml:space="preserve">systemctl status netmonit-v113</w:t>
             </w:r>
             <w:r>
               <w:t xml:space="preserve"> </w:t>
             </w:r>
             <w:r>
-              <w:t xml:space="preserve">(Linux). Also confirm nothing else is using port 50112.</w:t>
+              <w:t xml:space="preserve">(Linux). Also confirm nothing else is using port 50113.</w:t>
             </w:r>
           </w:p>
         </w:tc>
@@ -5103,7 +5382,7 @@
               <w:t xml:space="preserve"> </w:t>
             </w:r>
             <w:r>
-              <w:t xml:space="preserve">below. The shipped V11.2 files fix the known cause (an edited</w:t>
+              <w:t xml:space="preserve">below. The shipped V11.3 files fix the known cause (an edited</w:t>
             </w:r>
             <w:r>
               <w:t xml:space="preserve"> </w:t>
@@ -5115,7 +5394,7 @@
               <w:t xml:space="preserve">speedtest_check.py</w:t>
             </w:r>
             <w:r>
-              <w:t xml:space="preserve">, or a service with no console). Use the V11.2 files unmodified.</w:t>
+              <w:t xml:space="preserve">, or a service with no console). Use the V11.3 files unmodified.</w:t>
             </w:r>
           </w:p>
         </w:tc>
@@ -5201,7 +5480,7 @@
               <w:t xml:space="preserve">engine: auto</w:t>
             </w:r>
             <w:r>
-              <w:t xml:space="preserve">. Use V11.2 (default</w:t>
+              <w:t xml:space="preserve">. Use V11.3 (default</w:t>
             </w:r>
             <w:r>
               <w:t xml:space="preserve"> </w:t>
@@ -5281,7 +5560,7 @@
               <w:jc w:val="left"/>
             </w:pPr>
             <w:r>
-              <w:t xml:space="preserve">The test server (Cloudflare) is rate-limiting repeated tests from your public IP. Wait 5-10 minutes and run one test. V11.2 slows down and says</w:t>
+              <w:t xml:space="preserve">The test server (Cloudflare) is rate-limiting repeated tests from your public IP. Wait 5-10 minutes and run one test. V11.3 slows down and says</w:t>
             </w:r>
             <w:r>
               <w:t xml:space="preserve"> </w:t>
@@ -5747,8 +6026,8 @@
         <w:t xml:space="preserve">folder.</w:t>
       </w:r>
     </w:p>
-    <w:bookmarkEnd w:id="28"/>
-    <w:bookmarkStart w:id="29" w:name="X3e6c95e763471c1c62fe4856d2eee5b5f8b1f45"/>
+    <w:bookmarkEnd w:id="29"/>
+    <w:bookmarkStart w:id="30" w:name="X3e6c95e763471c1c62fe4856d2eee5b5f8b1f45"/>
     <w:p>
       <w:pPr>
         <w:pStyle w:val="Heading2"/>
@@ -5769,21 +6048,21 @@
       <w:pPr>
         <w:numPr>
           <w:ilvl w:val="0"/>
-          <w:numId w:val="1021"/>
-        </w:numPr>
-      </w:pPr>
-      <w:r>
-        <w:rPr>
-          <w:bCs/>
-          <w:b/>
-        </w:rPr>
-        <w:t xml:space="preserve">Use clean V11.2 files.</w:t>
-      </w:r>
-      <w:r>
-        <w:t xml:space="preserve"> </w:t>
-      </w:r>
-      <w:r>
-        <w:t xml:space="preserve">Delete the folder you installed from, extract the V11.2 zip again, and do</w:t>
+          <w:numId w:val="1023"/>
+        </w:numPr>
+      </w:pPr>
+      <w:r>
+        <w:rPr>
+          <w:bCs/>
+          <w:b/>
+        </w:rPr>
+        <w:t xml:space="preserve">Use clean V11.3 files.</w:t>
+      </w:r>
+      <w:r>
+        <w:t xml:space="preserve"> </w:t>
+      </w:r>
+      <w:r>
+        <w:t xml:space="preserve">Delete the folder you installed from, extract the V11.3 zip again, and do</w:t>
       </w:r>
       <w:r>
         <w:t xml:space="preserve"> </w:t>
@@ -5821,7 +6100,7 @@
       <w:pPr>
         <w:numPr>
           <w:ilvl w:val="0"/>
-          <w:numId w:val="1021"/>
+          <w:numId w:val="1023"/>
         </w:numPr>
       </w:pPr>
       <w:r>
@@ -5870,7 +6149,7 @@
       <w:pPr>
         <w:numPr>
           <w:ilvl w:val="0"/>
-          <w:numId w:val="1021"/>
+          <w:numId w:val="1023"/>
         </w:numPr>
       </w:pPr>
       <w:r>
@@ -5919,7 +6198,7 @@
       <w:pPr>
         <w:numPr>
           <w:ilvl w:val="0"/>
-          <w:numId w:val="1021"/>
+          <w:numId w:val="1023"/>
         </w:numPr>
       </w:pPr>
       <w:r>
@@ -5955,7 +6234,7 @@
           <w:bCs/>
           <w:b/>
         </w:rPr>
-        <w:t xml:space="preserve">Net-monit V11.2 Network Monitor</w:t>
+        <w:t xml:space="preserve">Net-monit V11.3 Network Monitor</w:t>
       </w:r>
       <w:r>
         <w:t xml:space="preserve">. The Status column must say</w:t>
@@ -5991,7 +6270,7 @@
       <w:pPr>
         <w:numPr>
           <w:ilvl w:val="0"/>
-          <w:numId w:val="1021"/>
+          <w:numId w:val="1023"/>
         </w:numPr>
       </w:pPr>
       <w:r>
@@ -6014,7 +6293,7 @@
         <w:rPr>
           <w:rStyle w:val="VerbatimChar"/>
         </w:rPr>
-        <w:t xml:space="preserve">http://localhost:50112</w:t>
+        <w:t xml:space="preserve">http://localhost:50113</w:t>
       </w:r>
       <w:r>
         <w:t xml:space="preserve"> </w:t>
@@ -6027,7 +6306,7 @@
       <w:pPr>
         <w:numPr>
           <w:ilvl w:val="0"/>
-          <w:numId w:val="1021"/>
+          <w:numId w:val="1023"/>
         </w:numPr>
       </w:pPr>
       <w:r>
@@ -6050,7 +6329,7 @@
         <w:rPr>
           <w:rStyle w:val="VerbatimChar"/>
         </w:rPr>
-        <w:t xml:space="preserve">C:\NetMonit-V11.2</w:t>
+        <w:t xml:space="preserve">C:\NetMonit-V11.3</w:t>
       </w:r>
       <w:r>
         <w:t xml:space="preserve">), then the</w:t>
@@ -6129,7 +6408,7 @@
       <w:pPr>
         <w:numPr>
           <w:ilvl w:val="0"/>
-          <w:numId w:val="1021"/>
+          <w:numId w:val="1023"/>
         </w:numPr>
       </w:pPr>
       <w:r>
@@ -6196,7 +6475,7 @@
         <w:rPr>
           <w:rStyle w:val="VerbatimChar"/>
         </w:rPr>
-        <w:t xml:space="preserve">cd C:\NetMonit-V11.2</w:t>
+        <w:t xml:space="preserve">cd C:\NetMonit-V11.3</w:t>
       </w:r>
       <w:r>
         <w:br/>
@@ -6238,7 +6517,7 @@
       <w:pPr>
         <w:numPr>
           <w:ilvl w:val="0"/>
-          <w:numId w:val="1021"/>
+          <w:numId w:val="1023"/>
         </w:numPr>
       </w:pPr>
       <w:r>
@@ -6261,7 +6540,7 @@
         <w:rPr>
           <w:rStyle w:val="VerbatimChar"/>
         </w:rPr>
-        <w:t xml:space="preserve">netstat -ano | findstr :50112</w:t>
+        <w:t xml:space="preserve">netstat -ano | findstr :50113</w:t>
       </w:r>
       <w:r>
         <w:t xml:space="preserve">. If a line appears, another program uses that port: re-run</w:t>
@@ -6282,8 +6561,8 @@
         <w:t xml:space="preserve">and choose a different port.</w:t>
       </w:r>
     </w:p>
-    <w:bookmarkEnd w:id="29"/>
     <w:bookmarkEnd w:id="30"/>
+    <w:bookmarkEnd w:id="31"/>
     <w:sectPr/>
   </w:body>
 </w:document>
@@ -6798,6 +7077,91 @@
     </w:lvl>
     <w:lvl w:ilvl="8">
       <w:start w:val="13"/>
+      <w:numFmt w:val="decimal"/>
+      <w:lvlText w:val="%9."/>
+      <w:lvlJc w:val="left"/>
+      <w:pPr>
+        <w:ind w:left="6480" w:hanging="480"/>
+      </w:pPr>
+    </w:lvl>
+  </w:abstractNum>
+  <w:abstractNum w:abstractNumId="994114">
+    <w:nsid w:val="A994114"/>
+    <w:multiLevelType w:val="multilevel"/>
+    <w:lvl w:ilvl="0">
+      <w:start w:val="14"/>
+      <w:numFmt w:val="decimal"/>
+      <w:lvlText w:val="%1."/>
+      <w:lvlJc w:val="left"/>
+      <w:pPr>
+        <w:ind w:left="720" w:hanging="480"/>
+      </w:pPr>
+    </w:lvl>
+    <w:lvl w:ilvl="1">
+      <w:start w:val="14"/>
+      <w:numFmt w:val="decimal"/>
+      <w:lvlText w:val="%2."/>
+      <w:lvlJc w:val="left"/>
+      <w:pPr>
+        <w:ind w:left="1440" w:hanging="480"/>
+      </w:pPr>
+    </w:lvl>
+    <w:lvl w:ilvl="2">
+      <w:start w:val="14"/>
+      <w:numFmt w:val="decimal"/>
+      <w:lvlText w:val="%3."/>
+      <w:lvlJc w:val="left"/>
+      <w:pPr>
+        <w:ind w:left="2160" w:hanging="480"/>
+      </w:pPr>
+    </w:lvl>
+    <w:lvl w:ilvl="3">
+      <w:start w:val="14"/>
+      <w:numFmt w:val="decimal"/>
+      <w:lvlText w:val="%4."/>
+      <w:lvlJc w:val="left"/>
+      <w:pPr>
+        <w:ind w:left="2880" w:hanging="480"/>
+      </w:pPr>
+    </w:lvl>
+    <w:lvl w:ilvl="4">
+      <w:start w:val="14"/>
+      <w:numFmt w:val="decimal"/>
+      <w:lvlText w:val="%5."/>
+      <w:lvlJc w:val="left"/>
+      <w:pPr>
+        <w:ind w:left="3600" w:hanging="480"/>
+      </w:pPr>
+    </w:lvl>
+    <w:lvl w:ilvl="5">
+      <w:start w:val="14"/>
+      <w:numFmt w:val="decimal"/>
+      <w:lvlText w:val="%6."/>
+      <w:lvlJc w:val="left"/>
+      <w:pPr>
+        <w:ind w:left="4320" w:hanging="480"/>
+      </w:pPr>
+    </w:lvl>
+    <w:lvl w:ilvl="6">
+      <w:start w:val="14"/>
+      <w:numFmt w:val="decimal"/>
+      <w:lvlText w:val="%7."/>
+      <w:lvlJc w:val="left"/>
+      <w:pPr>
+        <w:ind w:left="5040" w:hanging="480"/>
+      </w:pPr>
+    </w:lvl>
+    <w:lvl w:ilvl="7">
+      <w:start w:val="14"/>
+      <w:numFmt w:val="decimal"/>
+      <w:lvlText w:val="%8."/>
+      <w:lvlJc w:val="left"/>
+      <w:pPr>
+        <w:ind w:left="5760" w:hanging="480"/>
+      </w:pPr>
+    </w:lvl>
+    <w:lvl w:ilvl="8">
+      <w:start w:val="14"/>
       <w:numFmt w:val="decimal"/>
       <w:lvlText w:val="%9."/>
       <w:lvlJc w:val="left"/>
@@ -7110,9 +7474,42 @@
     <w:abstractNumId w:val="991"/>
   </w:num>
   <w:num w:numId="1020">
+    <w:abstractNumId w:val="994114"/>
+    <w:lvlOverride w:ilvl="0">
+      <w:startOverride w:val="14"/>
+    </w:lvlOverride>
+    <w:lvlOverride w:ilvl="1">
+      <w:startOverride w:val="14"/>
+    </w:lvlOverride>
+    <w:lvlOverride w:ilvl="2">
+      <w:startOverride w:val="14"/>
+    </w:lvlOverride>
+    <w:lvlOverride w:ilvl="3">
+      <w:startOverride w:val="14"/>
+    </w:lvlOverride>
+    <w:lvlOverride w:ilvl="4">
+      <w:startOverride w:val="14"/>
+    </w:lvlOverride>
+    <w:lvlOverride w:ilvl="5">
+      <w:startOverride w:val="14"/>
+    </w:lvlOverride>
+    <w:lvlOverride w:ilvl="6">
+      <w:startOverride w:val="14"/>
+    </w:lvlOverride>
+    <w:lvlOverride w:ilvl="7">
+      <w:startOverride w:val="14"/>
+    </w:lvlOverride>
+    <w:lvlOverride w:ilvl="8">
+      <w:startOverride w:val="14"/>
+    </w:lvlOverride>
+  </w:num>
+  <w:num w:numId="1021">
     <w:abstractNumId w:val="991"/>
   </w:num>
-  <w:num w:numId="1021">
+  <w:num w:numId="1022">
+    <w:abstractNumId w:val="991"/>
+  </w:num>
+  <w:num w:numId="1023">
     <w:abstractNumId w:val="99411"/>
     <w:lvlOverride w:ilvl="0">
       <w:startOverride w:val="1"/>
